--- a/CV_Material_Nacho/extras/cvs_personalizados/cv_carrefour_marcas_propias.docx
+++ b/CV_Material_Nacho/extras/cvs_personalizados/cv_carrefour_marcas_propias.docx
@@ -4,19 +4,28 @@
   <w:body>
     <w:p>
       <w:r>
+        <w:rPr>
+          <w:b/>
+          <w:sz w:val="32"/>
+        </w:rPr>
         <w:t>Ignacio Palmeri</w:t>
       </w:r>
     </w:p>
     <w:p>
+      <w:pPr/>
       <w:r>
+        <w:rPr>
+          <w:color w:val="555555"/>
+          <w:sz w:val="17"/>
+        </w:rPr>
         <w:t>Temperley, Buenos Aires, Argentina | +54 9 11 5509-0832 | ignaciopalmeri1@gmail.com | linkedin.com/in/ignaciopalmeri | github.com/nachopalmeri | ignaciopalmeri.vercel.app</w:t>
       </w:r>
     </w:p>
     <w:p>
+      <w:pPr>
+        <w:pStyle w:val="Heading1"/>
+      </w:pPr>
       <w:r>
-        <w:rPr>
-          <w:b/>
-        </w:rPr>
         <w:t>PERFIL PROFESIONAL</w:t>
       </w:r>
     </w:p>
@@ -26,16 +35,22 @@
       </w:r>
     </w:p>
     <w:p>
+      <w:pPr>
+        <w:pStyle w:val="Heading1"/>
+      </w:pPr>
       <w:r>
-        <w:rPr>
-          <w:b/>
-        </w:rPr>
         <w:t>EDUCACIÓN</w:t>
       </w:r>
     </w:p>
     <w:p>
       <w:r>
-        <w:t>Licenciatura en Gestión de Tecnologías de la Información — UADE | Mar 2025 – Dic 2028 (estimado)</w:t>
+        <w:rPr>
+          <w:b/>
+        </w:rPr>
+        <w:t>Licenciatura en Gestión de Tecnologías de la Información — UADE</w:t>
+      </w:r>
+      <w:r>
+        <w:t xml:space="preserve"> | Mar 2025 – Dic 2028 (estimado)</w:t>
       </w:r>
     </w:p>
     <w:p>
@@ -56,7 +71,13 @@
     </w:p>
     <w:p>
       <w:r>
-        <w:t>Bachiller en Economía y Administración — Colegio Eccleston | Egresado 20/12/2024</w:t>
+        <w:rPr>
+          <w:b/>
+        </w:rPr>
+        <w:t>Bachiller en Economía y Administración — Colegio Eccleston</w:t>
+      </w:r>
+      <w:r>
+        <w:t xml:space="preserve"> | Egresado 20/12/2024</w:t>
       </w:r>
     </w:p>
     <w:p>
@@ -68,16 +89,22 @@
       </w:r>
     </w:p>
     <w:p>
+      <w:pPr>
+        <w:pStyle w:val="Heading1"/>
+      </w:pPr>
       <w:r>
-        <w:rPr>
-          <w:b/>
-        </w:rPr>
         <w:t>EXPERIENCIA</w:t>
       </w:r>
     </w:p>
     <w:p>
       <w:r>
-        <w:t>Representante de Atención al Cliente — Grido (franquicia) | Oct 2023 – Presente</w:t>
+        <w:rPr>
+          <w:b/>
+        </w:rPr>
+        <w:t>Representante de Atención al Cliente — Grido (franquicia)</w:t>
+      </w:r>
+      <w:r>
+        <w:t xml:space="preserve"> | Oct 2023 – Presente</w:t>
       </w:r>
     </w:p>
     <w:p>
@@ -105,16 +132,22 @@
       </w:r>
     </w:p>
     <w:p>
+      <w:pPr>
+        <w:pStyle w:val="Heading1"/>
+      </w:pPr>
       <w:r>
-        <w:rPr>
-          <w:b/>
-        </w:rPr>
         <w:t>PROYECTOS</w:t>
       </w:r>
     </w:p>
     <w:p>
       <w:r>
-        <w:t>JobBot — Asistente de búsqueda laboral con IA (bot + dashboard) | 2026</w:t>
+        <w:rPr>
+          <w:b/>
+        </w:rPr>
+        <w:t>JobBot — Asistente de búsqueda laboral con IA (bot + dashboard)</w:t>
+      </w:r>
+      <w:r>
+        <w:t xml:space="preserve"> | 2026</w:t>
       </w:r>
     </w:p>
     <w:p>
@@ -132,7 +165,13 @@
     </w:p>
     <w:p>
       <w:r>
-        <w:t>Prode Mundial 2026 — Motor estadístico de predicción deportiva | 2026</w:t>
+        <w:rPr>
+          <w:b/>
+        </w:rPr>
+        <w:t>Prode Mundial 2026 — Motor estadístico de predicción deportiva</w:t>
+      </w:r>
+      <w:r>
+        <w:t xml:space="preserve"> | 2026</w:t>
       </w:r>
     </w:p>
     <w:p>
@@ -150,7 +189,13 @@
     </w:p>
     <w:p>
       <w:r>
-        <w:t>Sistema personal de investigación y análisis | 2026</w:t>
+        <w:rPr>
+          <w:b/>
+        </w:rPr>
+        <w:t>Sistema personal de investigación y análisis</w:t>
+      </w:r>
+      <w:r>
+        <w:t xml:space="preserve"> | 2026</w:t>
       </w:r>
     </w:p>
     <w:p>
@@ -167,10 +212,10 @@
       </w:r>
     </w:p>
     <w:p>
+      <w:pPr>
+        <w:pStyle w:val="Heading1"/>
+      </w:pPr>
       <w:r>
-        <w:rPr>
-          <w:b/>
-        </w:rPr>
         <w:t>COMPETENCIAS TÉCNICAS</w:t>
       </w:r>
     </w:p>
@@ -179,7 +224,13 @@
         <w:pStyle w:val="ListBullet"/>
       </w:pPr>
       <w:r>
-        <w:t>IA aplicada: LLMs (Claude, Groq, Gemini), notebooks de IA para análisis de documentos, ingeniería de prompts, automatización de tareas</w:t>
+        <w:rPr>
+          <w:b/>
+        </w:rPr>
+        <w:t>IA aplicada:</w:t>
+      </w:r>
+      <w:r>
+        <w:t xml:space="preserve"> LLMs (Claude, Groq, Gemini), notebooks de IA para análisis de documentos, ingeniería de prompts, automatización de tareas</w:t>
       </w:r>
     </w:p>
     <w:p>
@@ -187,7 +238,13 @@
         <w:pStyle w:val="ListBullet"/>
       </w:pPr>
       <w:r>
-        <w:t>Datos: Excel intermedio/avanzado (fórmulas, tablas dinámicas, cruce de datos), Google Sheets, SQL, PostgreSQL, Python (pandas, NumPy), dashboards (Next.js/React, Looker Studio adaptable)</w:t>
+        <w:rPr>
+          <w:b/>
+        </w:rPr>
+        <w:t>Datos:</w:t>
+      </w:r>
+      <w:r>
+        <w:t xml:space="preserve"> Excel intermedio/avanzado (fórmulas, tablas dinámicas, cruce de datos), Google Sheets, SQL, PostgreSQL, Python (pandas, NumPy), dashboards (Next.js/React, Looker Studio adaptable)</w:t>
       </w:r>
     </w:p>
     <w:p>
@@ -195,7 +252,13 @@
         <w:pStyle w:val="ListBullet"/>
       </w:pPr>
       <w:r>
-        <w:t>Lenguajes: Python, JavaScript, TypeScript, FastAPI, Next.js, React</w:t>
+        <w:rPr>
+          <w:b/>
+        </w:rPr>
+        <w:t>Lenguajes:</w:t>
+      </w:r>
+      <w:r>
+        <w:t xml:space="preserve"> Python, JavaScript, TypeScript, FastAPI, Next.js, React</w:t>
       </w:r>
     </w:p>
     <w:p>
@@ -203,7 +266,13 @@
         <w:pStyle w:val="ListBullet"/>
       </w:pPr>
       <w:r>
-        <w:t>Herramientas: Git/GitHub, Linux, Vercel, GitHub Actions</w:t>
+        <w:rPr>
+          <w:b/>
+        </w:rPr>
+        <w:t>Herramientas:</w:t>
+      </w:r>
+      <w:r>
+        <w:t xml:space="preserve"> Git/GitHub, Linux, Vercel, GitHub Actions</w:t>
       </w:r>
     </w:p>
     <w:p>
@@ -211,7 +280,13 @@
         <w:pStyle w:val="ListBullet"/>
       </w:pPr>
       <w:r>
-        <w:t>Comercial-analítico: Ventas y atención al cliente, lectura de indicadores, detección de patrones, comunicación clara</w:t>
+        <w:rPr>
+          <w:b/>
+        </w:rPr>
+        <w:t>Comercial-analítico:</w:t>
+      </w:r>
+      <w:r>
+        <w:t xml:space="preserve"> Ventas y atención al cliente, lectura de indicadores, detección de patrones, comunicación clara</w:t>
       </w:r>
     </w:p>
     <w:p>
@@ -219,14 +294,20 @@
         <w:pStyle w:val="ListBullet"/>
       </w:pPr>
       <w:r>
-        <w:t>Blandas: Curiosidad, proactividad, aprendizaje autónomo, trabajo en equipo</w:t>
+        <w:rPr>
+          <w:b/>
+        </w:rPr>
+        <w:t>Blandas:</w:t>
+      </w:r>
+      <w:r>
+        <w:t xml:space="preserve"> Curiosidad, proactividad, aprendizaje autónomo, trabajo en equipo</w:t>
       </w:r>
     </w:p>
     <w:p>
+      <w:pPr>
+        <w:pStyle w:val="Heading1"/>
+      </w:pPr>
       <w:r>
-        <w:rPr>
-          <w:b/>
-        </w:rPr>
         <w:t>CERTIFICACIONES</w:t>
       </w:r>
     </w:p>
@@ -235,7 +316,13 @@
         <w:pStyle w:val="ListBullet"/>
       </w:pPr>
       <w:r>
-        <w:t>Red Hat System Administration I (RH124) — Red Hat Academy, 2025.</w:t>
+        <w:rPr>
+          <w:b/>
+        </w:rPr>
+        <w:t>Red Hat System Administration I (RH124)</w:t>
+      </w:r>
+      <w:r>
+        <w:t xml:space="preserve"> — Red Hat Academy, 2025.</w:t>
       </w:r>
     </w:p>
     <w:p>
@@ -243,7 +330,13 @@
         <w:pStyle w:val="ListBullet"/>
       </w:pPr>
       <w:r>
-        <w:t>Claude Code in Action — Anthropic, 2026.</w:t>
+        <w:rPr>
+          <w:b/>
+        </w:rPr>
+        <w:t>Claude Code in Action</w:t>
+      </w:r>
+      <w:r>
+        <w:t xml:space="preserve"> — Anthropic, 2026.</w:t>
       </w:r>
     </w:p>
     <w:p>
@@ -251,14 +344,20 @@
         <w:pStyle w:val="ListBullet"/>
       </w:pPr>
       <w:r>
-        <w:t>CCNA 1: Introduction to Networks (track Cisco) — UADE, en curso, finalización estimada dic 2026.</w:t>
+        <w:rPr>
+          <w:b/>
+        </w:rPr>
+        <w:t>CCNA 1: Introduction to Networks (track Cisco)</w:t>
+      </w:r>
+      <w:r>
+        <w:t xml:space="preserve"> — UADE, en curso, finalización estimada dic 2026.</w:t>
       </w:r>
     </w:p>
     <w:p>
+      <w:pPr>
+        <w:pStyle w:val="Heading1"/>
+      </w:pPr>
       <w:r>
-        <w:rPr>
-          <w:b/>
-        </w:rPr>
         <w:t>IDIOMAS</w:t>
       </w:r>
     </w:p>
@@ -279,10 +378,10 @@
       </w:r>
     </w:p>
     <w:p>
+      <w:pPr>
+        <w:pStyle w:val="Heading1"/>
+      </w:pPr>
       <w:r>
-        <w:rPr>
-          <w:b/>
-        </w:rPr>
         <w:t>DISPONIBILIDAD</w:t>
       </w:r>
     </w:p>
@@ -739,11 +838,11 @@
       <w:outlineLvl w:val="0"/>
     </w:pPr>
     <w:rPr>
-      <w:rFonts w:asciiTheme="majorHAnsi" w:eastAsiaTheme="majorEastAsia" w:hAnsiTheme="majorHAnsi" w:cstheme="majorBidi"/>
+      <w:rFonts w:asciiTheme="majorHAnsi" w:eastAsiaTheme="majorEastAsia" w:hAnsiTheme="majorHAnsi" w:cstheme="majorBidi" w:ascii="Calibri" w:hAnsi="Calibri"/>
       <w:b/>
       <w:bCs/>
-      <w:color w:val="365F91" w:themeColor="accent1" w:themeShade="BF"/>
-      <w:sz w:val="28"/>
+      <w:color w:val="1A1A1A"/>
+      <w:sz w:val="22"/>
       <w:szCs w:val="28"/>
     </w:rPr>
   </w:style>
@@ -763,11 +862,11 @@
       <w:outlineLvl w:val="1"/>
     </w:pPr>
     <w:rPr>
-      <w:rFonts w:asciiTheme="majorHAnsi" w:eastAsiaTheme="majorEastAsia" w:hAnsiTheme="majorHAnsi" w:cstheme="majorBidi"/>
+      <w:rFonts w:asciiTheme="majorHAnsi" w:eastAsiaTheme="majorEastAsia" w:hAnsiTheme="majorHAnsi" w:cstheme="majorBidi" w:ascii="Calibri" w:hAnsi="Calibri"/>
       <w:b/>
       <w:bCs/>
-      <w:color w:val="4F81BD" w:themeColor="accent1"/>
-      <w:sz w:val="26"/>
+      <w:color w:val="1A1A1A"/>
+      <w:sz w:val="20"/>
       <w:szCs w:val="26"/>
     </w:rPr>
   </w:style>

--- a/CV_Material_Nacho/extras/cvs_personalizados/cv_carrefour_marcas_propias.docx
+++ b/CV_Material_Nacho/extras/cvs_personalizados/cv_carrefour_marcas_propias.docx
@@ -374,7 +374,7 @@
         <w:pStyle w:val="ListBullet"/>
       </w:pPr>
       <w:r>
-        <w:t>Inglés: B1+/B2 — lectura técnica fluida.</w:t>
+        <w:t>Inglés: B1 (intermedio), autoevaluado, sin certificación formal. Leo documentación técnica en inglés.</w:t>
       </w:r>
     </w:p>
     <w:p>
